--- a/4. RESULTADOS/03_primer_eslabon_medidas/T07_crecimiento_por_quintil.docx
+++ b/4. RESULTADOS/03_primer_eslabon_medidas/T07_crecimiento_por_quintil.docx
@@ -487,7 +487,7 @@
                 <w:szCs w:val="22"/>
                 <w:color w:val="000000"/>
               </w:rPr>
-              <w:t xml:space="preserve">973</w:t>
+              <w:t xml:space="preserve">996</w:t>
             </w:r>
           </w:p>
         </w:tc>
@@ -542,7 +542,7 @@
                 <w:szCs w:val="22"/>
                 <w:color w:val="000000"/>
               </w:rPr>
-              <w:t xml:space="preserve">10.74</w:t>
+              <w:t xml:space="preserve">10.51</w:t>
             </w:r>
           </w:p>
         </w:tc>
@@ -597,7 +597,7 @@
                 <w:szCs w:val="22"/>
                 <w:color w:val="000000"/>
               </w:rPr>
-              <w:t xml:space="preserve">7.24</w:t>
+              <w:t xml:space="preserve">7.30</w:t>
             </w:r>
           </w:p>
         </w:tc>
@@ -767,7 +767,7 @@
                 <w:szCs w:val="22"/>
                 <w:color w:val="000000"/>
               </w:rPr>
-              <w:t xml:space="preserve">973</w:t>
+              <w:t xml:space="preserve">996</w:t>
             </w:r>
           </w:p>
         </w:tc>
@@ -822,7 +822,7 @@
                 <w:szCs w:val="22"/>
                 <w:color w:val="000000"/>
               </w:rPr>
-              <w:t xml:space="preserve">11.40</w:t>
+              <w:t xml:space="preserve">11.63</w:t>
             </w:r>
           </w:p>
         </w:tc>
@@ -877,7 +877,7 @@
                 <w:szCs w:val="22"/>
                 <w:color w:val="000000"/>
               </w:rPr>
-              <w:t xml:space="preserve">10.11</w:t>
+              <w:t xml:space="preserve">10.26</w:t>
             </w:r>
           </w:p>
         </w:tc>
@@ -1047,7 +1047,7 @@
                 <w:szCs w:val="22"/>
                 <w:color w:val="000000"/>
               </w:rPr>
-              <w:t xml:space="preserve">973</w:t>
+              <w:t xml:space="preserve">996</w:t>
             </w:r>
           </w:p>
         </w:tc>
@@ -1102,7 +1102,7 @@
                 <w:szCs w:val="22"/>
                 <w:color w:val="000000"/>
               </w:rPr>
-              <w:t xml:space="preserve">11.74</w:t>
+              <w:t xml:space="preserve">11.84</w:t>
             </w:r>
           </w:p>
         </w:tc>
@@ -1157,7 +1157,7 @@
                 <w:szCs w:val="22"/>
                 <w:color w:val="000000"/>
               </w:rPr>
-              <w:t xml:space="preserve">12.42</w:t>
+              <w:t xml:space="preserve">12.57</w:t>
             </w:r>
           </w:p>
         </w:tc>
@@ -1327,7 +1327,7 @@
                 <w:szCs w:val="22"/>
                 <w:color w:val="000000"/>
               </w:rPr>
-              <w:t xml:space="preserve">972</w:t>
+              <w:t xml:space="preserve">996</w:t>
             </w:r>
           </w:p>
         </w:tc>
@@ -1382,7 +1382,7 @@
                 <w:szCs w:val="22"/>
                 <w:color w:val="000000"/>
               </w:rPr>
-              <w:t xml:space="preserve">12.39</w:t>
+              <w:t xml:space="preserve">11.87</w:t>
             </w:r>
           </w:p>
         </w:tc>
@@ -1437,7 +1437,7 @@
                 <w:szCs w:val="22"/>
                 <w:color w:val="000000"/>
               </w:rPr>
-              <w:t xml:space="preserve">10.78</w:t>
+              <w:t xml:space="preserve">10.61</w:t>
             </w:r>
           </w:p>
         </w:tc>
@@ -1607,7 +1607,7 @@
                 <w:szCs w:val="22"/>
                 <w:color w:val="000000"/>
               </w:rPr>
-              <w:t xml:space="preserve">972</w:t>
+              <w:t xml:space="preserve">995</w:t>
             </w:r>
           </w:p>
         </w:tc>
@@ -1662,7 +1662,7 @@
                 <w:szCs w:val="22"/>
                 <w:color w:val="000000"/>
               </w:rPr>
-              <w:t xml:space="preserve">14.56</w:t>
+              <w:t xml:space="preserve">15.29</w:t>
             </w:r>
           </w:p>
         </w:tc>
@@ -1717,7 +1717,7 @@
                 <w:szCs w:val="22"/>
                 <w:color w:val="000000"/>
               </w:rPr>
-              <w:t xml:space="preserve">13.56</w:t>
+              <w:t xml:space="preserve">15.01</w:t>
             </w:r>
           </w:p>
         </w:tc>
@@ -1887,7 +1887,7 @@
                 <w:szCs w:val="22"/>
                 <w:color w:val="000000"/>
               </w:rPr>
-              <w:t xml:space="preserve">1,116</w:t>
+              <w:t xml:space="preserve">1,120</w:t>
             </w:r>
           </w:p>
         </w:tc>
@@ -1942,7 +1942,7 @@
                 <w:szCs w:val="22"/>
                 <w:color w:val="000000"/>
               </w:rPr>
-              <w:t xml:space="preserve">10.57</w:t>
+              <w:t xml:space="preserve">10.54</w:t>
             </w:r>
           </w:p>
         </w:tc>
@@ -1997,7 +1997,7 @@
                 <w:szCs w:val="22"/>
                 <w:color w:val="000000"/>
               </w:rPr>
-              <w:t xml:space="preserve">6.15</w:t>
+              <w:t xml:space="preserve">6.14</w:t>
             </w:r>
           </w:p>
         </w:tc>
@@ -2167,7 +2167,7 @@
                 <w:szCs w:val="22"/>
                 <w:color w:val="000000"/>
               </w:rPr>
-              <w:t xml:space="preserve">1,116</w:t>
+              <w:t xml:space="preserve">1,120</w:t>
             </w:r>
           </w:p>
         </w:tc>
@@ -2222,7 +2222,7 @@
                 <w:szCs w:val="22"/>
                 <w:color w:val="000000"/>
               </w:rPr>
-              <w:t xml:space="preserve">12.01</w:t>
+              <w:t xml:space="preserve">12.08</w:t>
             </w:r>
           </w:p>
         </w:tc>
@@ -2277,7 +2277,7 @@
                 <w:szCs w:val="22"/>
                 <w:color w:val="000000"/>
               </w:rPr>
-              <w:t xml:space="preserve">10.72</w:t>
+              <w:t xml:space="preserve">10.77</w:t>
             </w:r>
           </w:p>
         </w:tc>
@@ -2447,7 +2447,7 @@
                 <w:szCs w:val="22"/>
                 <w:color w:val="000000"/>
               </w:rPr>
-              <w:t xml:space="preserve">1,115</w:t>
+              <w:t xml:space="preserve">1,120</w:t>
             </w:r>
           </w:p>
         </w:tc>
@@ -2502,7 +2502,7 @@
                 <w:szCs w:val="22"/>
                 <w:color w:val="000000"/>
               </w:rPr>
-              <w:t xml:space="preserve">11.53</w:t>
+              <w:t xml:space="preserve">11.40</w:t>
             </w:r>
           </w:p>
         </w:tc>
@@ -2557,7 +2557,7 @@
                 <w:szCs w:val="22"/>
                 <w:color w:val="000000"/>
               </w:rPr>
-              <w:t xml:space="preserve">10.61</w:t>
+              <w:t xml:space="preserve">10.55</w:t>
             </w:r>
           </w:p>
         </w:tc>
@@ -2727,7 +2727,7 @@
                 <w:szCs w:val="22"/>
                 <w:color w:val="000000"/>
               </w:rPr>
-              <w:t xml:space="preserve">1,115</w:t>
+              <w:t xml:space="preserve">1,120</w:t>
             </w:r>
           </w:p>
         </w:tc>
@@ -2782,7 +2782,7 @@
                 <w:szCs w:val="22"/>
                 <w:color w:val="000000"/>
               </w:rPr>
-              <w:t xml:space="preserve">11.88</w:t>
+              <w:t xml:space="preserve">12.22</w:t>
             </w:r>
           </w:p>
         </w:tc>
@@ -2837,7 +2837,7 @@
                 <w:szCs w:val="22"/>
                 <w:color w:val="000000"/>
               </w:rPr>
-              <w:t xml:space="preserve">12.27</w:t>
+              <w:t xml:space="preserve">12.46</w:t>
             </w:r>
           </w:p>
         </w:tc>
@@ -3007,7 +3007,7 @@
                 <w:szCs w:val="22"/>
                 <w:color w:val="000000"/>
               </w:rPr>
-              <w:t xml:space="preserve">1,115</w:t>
+              <w:t xml:space="preserve">1,119</w:t>
             </w:r>
           </w:p>
         </w:tc>
@@ -3062,7 +3062,7 @@
                 <w:szCs w:val="22"/>
                 <w:color w:val="000000"/>
               </w:rPr>
-              <w:t xml:space="preserve">14.55</w:t>
+              <w:t xml:space="preserve">14.59</w:t>
             </w:r>
           </w:p>
         </w:tc>
@@ -3117,7 +3117,7 @@
                 <w:szCs w:val="22"/>
                 <w:color w:val="000000"/>
               </w:rPr>
-              <w:t xml:space="preserve">13.36</w:t>
+              <w:t xml:space="preserve">14.41</w:t>
             </w:r>
           </w:p>
         </w:tc>
